--- a/public/ressources/SYNTHESE_Materiaux_Cycle4.docx
+++ b/public/ressources/SYNTHESE_Materiaux_Cycle4.docx
@@ -21,6 +21,9 @@
         <w:gridCol w:w="1200"/>
       </w:tblGrid>
       <w:tr>
+        <w:trPr>
+          <w:cantSplit/>
+        </w:trPr>
         <w:tc>
           <w:tcPr>
             <w:tcW w:type="dxa" w:w="1266"/>
@@ -301,6 +304,9 @@
         <w:gridCol w:w="2340"/>
       </w:tblGrid>
       <w:tr>
+        <w:trPr>
+          <w:cantSplit/>
+        </w:trPr>
         <w:tc>
           <w:tcPr>
             <w:tcW w:type="dxa" w:w="2340"/>
@@ -464,6 +470,9 @@
         <w:gridCol w:w="9360"/>
       </w:tblGrid>
       <w:tr>
+        <w:trPr>
+          <w:cantSplit/>
+        </w:trPr>
         <w:tc>
           <w:tcPr>
             <w:tcW w:type="dxa" w:w="9360"/>
@@ -524,6 +533,9 @@
         <w:gridCol w:w="9360"/>
       </w:tblGrid>
       <w:tr>
+        <w:trPr>
+          <w:cantSplit/>
+        </w:trPr>
         <w:tc>
           <w:tcPr>
             <w:tcW w:type="dxa" w:w="9360"/>
@@ -582,6 +594,9 @@
         <w:gridCol w:w="9360"/>
       </w:tblGrid>
       <w:tr>
+        <w:trPr>
+          <w:cantSplit/>
+        </w:trPr>
         <w:tc>
           <w:tcPr>
             <w:tcW w:type="dxa" w:w="9360"/>
@@ -647,6 +662,9 @@
         <w:gridCol w:w="2190"/>
       </w:tblGrid>
       <w:tr>
+        <w:trPr>
+          <w:cantSplit/>
+        </w:trPr>
         <w:tc>
           <w:tcPr>
             <w:tcW w:type="dxa" w:w="2190"/>
@@ -1044,6 +1062,9 @@
         <w:gridCol w:w="9360"/>
       </w:tblGrid>
       <w:tr>
+        <w:trPr>
+          <w:cantSplit/>
+        </w:trPr>
         <w:tc>
           <w:tcPr>
             <w:tcW w:type="dxa" w:w="9360"/>
@@ -1265,6 +1286,9 @@
         <w:gridCol w:w="9360"/>
       </w:tblGrid>
       <w:tr>
+        <w:trPr>
+          <w:cantSplit/>
+        </w:trPr>
         <w:tc>
           <w:tcPr>
             <w:tcW w:type="dxa" w:w="9360"/>
@@ -1435,6 +1459,9 @@
         <w:gridCol w:w="9360"/>
       </w:tblGrid>
       <w:tr>
+        <w:trPr>
+          <w:cantSplit/>
+        </w:trPr>
         <w:tc>
           <w:tcPr>
             <w:tcW w:type="dxa" w:w="9360"/>
